--- a/tillsyn/A 29563-2025 tillsynsbegäran.docx
+++ b/tillsyn/A 29563-2025 tillsynsbegäran.docx
@@ -35,7 +35,7 @@
     </w:p>
     <w:p>
       <w:r>
-        <w:t>I avverkningsanmälan har följande 7 naturvårdsarter hittats: knärot (VU, §8), garnlav (NT), lunglav (NT), tretåig hackspett (NT, §4), bårdlav (S), gulnål (S) och revlummer (§9). Av dessa är 4 rödlistade. För rödlistade arter har rödlistekategorin angivits inom parentes. Arter som är signalarter enligt Skogsstyrelsen har markerats med (S). För fridlysta arter anges även paragrafen i Artskyddsförordningen som arten är fridlyst enligt.</w:t>
+        <w:t>I avverkningsanmälan har följande 18 naturvårdsarter hittats: knärot (VU, §8), rynkskinn (VU), gammelgransskål (NT), garnlav (NT), granticka (NT), lunglav (NT), rosenticka (NT), rödbrun blekspik (NT), skogshare (NT), skrovellav (NT), spillkråka (NT, §4), stjärntagging (NT), tretåig hackspett (NT, §4), vitgrynig nållav (NT), bårdlav (S), gulnål (S), vedticka (S) och revlummer (§9). Av dessa är 14 rödlistade. För rödlistade arter har rödlistekategorin angivits inom parentes. Arter som är signalarter enligt Skogsstyrelsen har markerats med (S). För fridlysta arter anges även paragrafen i Artskyddsförordningen som arten är fridlyst enligt.</w:t>
       </w:r>
     </w:p>
     <w:p>
@@ -95,10 +95,32 @@
         <w:rPr>
           <w:b/>
         </w:rPr>
+        <w:t>Gammelgransskål (NT)</w:t>
+      </w:r>
+      <w:r>
+        <w:t xml:space="preserve"> är en liten skålsvamp som växer på gamla granar med skrovlig bark. Typiska växtplatser är gransumpskog i myrkanter, bäckdråg, bäckraviner och skuggiga bergssluttningar, men också skog på torrare mark kan hysa arten om beståndet har stark naturskogskaraktär. Bestånd med arten bör behandlas som nyckelbiotoper och sparas vid en slutavverkning. Även gallring bör undvikas (SLU Artdatabanken, 2024; Nitare &amp; Skogsstyrelsen, 2019).</w:t>
+      </w:r>
+    </w:p>
+    <w:p>
+      <w:r>
+        <w:rPr>
+          <w:b/>
+        </w:rPr>
         <w:t>Garnlav (NT)</w:t>
       </w:r>
       <w:r>
         <w:t xml:space="preserve"> är en utpräglad barrskogsart som ibland kan drapera träden i norrländska grannaturskogar med hög luftfuktighet. Den förekommer även i talldominerade bestånd där den, förutom i trädens grenverk, påträffas hängande över ojämnheter i tallbarken. Arten har minskat starkt i södra och mellersta Sverige och den minskar även i sitt nordliga utbredningsområde. Orsaken till tillbakagången beror främst på slutavverkningar av naturskogsartade skogar. Bestånd med riklig förekomst bör regelmässigt sparas. Garnlav är värdväxt för den mycket sällsynta och akut hotade fjärilen barrskogslavfly (CR) som hör hemma i boreala barrskogar med riklig förekomst av värdväxten. Tidigare kunde arten konstateras årligen på flera platser vid Dala-Floda i Dalarna innan lokalerna kalavverkades. Senaste fyndet i landet av barrskogslavfly är från år 2000 då den påträffades vid Högberget i Sollefteå kommun (SLU Artdatabanken, 2024).</w:t>
+      </w:r>
+    </w:p>
+    <w:p>
+      <w:r>
+        <w:rPr>
+          <w:b/>
+        </w:rPr>
+        <w:t>Granticka (NT)</w:t>
+      </w:r>
+      <w:r>
+        <w:t xml:space="preserve"> förekommer främst i äldre skogar med naturskogskaraktär, liksom i dimensionsavverkade och plockhuggna skogar. I äldre grannaturskog i norra Sverige är den alltjämt en förhållandevis vanlig karaktärsart, medan den längre söderut blir allt mer sällsynt. I Götaland och delar av Svealand är den en god signalart för skyddsvärda granskogsmiljöer. Arten bedöms ha minskat starkt under senare år på grund av skogsavverkningar, då den framför allt växer i äldre granskog med långvarig grankontinuitet. I urskogsliknande bestånd i norra Sverige kan ibland påträffas den mycket sällsynta tickan grantickeporing (VU), som lever på döda grantickor (SLU Artdatabanken, 2024; Nitare &amp; Skogsstyrelsen, 2019).</w:t>
       </w:r>
     </w:p>
     <w:p>
@@ -128,6 +150,81 @@
       </w:r>
       <w:r>
         <w:t xml:space="preserve"> (NA) (SLU Artdatabanken, 2025; SLU Artdatabanken, 2024; Nitare &amp; Skogsstyrelsen, 2019).</w:t>
+      </w:r>
+    </w:p>
+    <w:p>
+      <w:r>
+        <w:rPr>
+          <w:b/>
+        </w:rPr>
+        <w:t>Rosenticka (NT)</w:t>
+      </w:r>
+      <w:r>
+        <w:t>, rödlistad som nära hotad, ingår i en karaktäristisk association av vedsvampar som växer på gamla, grova granlågor i urskogsartade barrskogar. Den är placerad i toppen av Skogsstyrelsens värdepyramid för bedömning av skog med höga naturvärden och indikerar ett granskogsekosystem med långvarig kontinuitet av grova lågor. Artens beroende av grova granlågor innebär att alla skogsskötselåtgärder på eller i omedelbar närhet av lokalerna utgör ett hot på lång sikt. Det är angeläget att populationerna inte ytterligare glesas ut och ett tillräckligt antal områden där arten nu finns måste sparas för framtiden (Nitare &amp; Skogsstyrelsen, 2019; SLU Artdatabanken, 2024).</w:t>
+      </w:r>
+    </w:p>
+    <w:p>
+      <w:r>
+        <w:rPr>
+          <w:b/>
+        </w:rPr>
+        <w:t>Rynkskinn (VU)</w:t>
+      </w:r>
+      <w:r>
+        <w:t>, rödlistad som sårbar, är en vednedbrytare som växer på grova granlågor och ingår i en karaktäristisk association av vedsvampar knutna till urskogsartade barrskogar. Den har klassificerats som en “urskogsindikator” och är placerad i toppen av Skogsstyrelsens värdepyramid för bedömning av skog med höga naturvärden. Allt tyder på att rynkskinn är mycket känslig för skogliga ingrepp (Nitare &amp; Skogsstyrelsen, 2019; SLU Artdatabanken, 2024).</w:t>
+      </w:r>
+    </w:p>
+    <w:p>
+      <w:r>
+        <w:rPr>
+          <w:b/>
+        </w:rPr>
+        <w:t>Rödbrun blekspik (NT)</w:t>
+      </w:r>
+      <w:r>
+        <w:t xml:space="preserve"> växer i norra Sverige på bark och ved av björk och gran i skogar med hög och jämn luftfuktighet. I södra Sverige växer den främst på ek i öppna åldriga lövskogar. I norra delen av sitt utbredningsområde hotas arten av slutavverkningar av gamla granskogar. I den södra delen av landet hotas den genom de åldriga lövskogarnas tillbakagång och särskilt ekhagarnas igenväxning och genom plantering av sådan mark med barrskog. Rödbrun blekspik signalerar alltid höga naturvärden (SLU Artdatabanken, 2024; Nitare &amp; Skogsstyrelsen, 2019).</w:t>
+      </w:r>
+    </w:p>
+    <w:p>
+      <w:r>
+        <w:rPr>
+          <w:b/>
+        </w:rPr>
+        <w:t>Skrovellav (NT)</w:t>
+      </w:r>
+      <w:r>
+        <w:t xml:space="preserve"> växer på gamla lövträd och på klippor i gamla skogar med hög och jämn luftfuktighet. Slutavverkning av kontinuitetsskog utgör det största hotet och lavens fortsatta förekomst bör säkerställas genom att lokaler med äldre skog skyddas. I områden med mycket hög luftfuktighet kan man på bålen av skrovellav finna en sällsynt parasitsvamp med rödbruna apothecier, skrovellavsknapp </w:t>
+      </w:r>
+      <w:r>
+        <w:rPr>
+          <w:i/>
+        </w:rPr>
+        <w:t>Plectocarpon scrobiculatae</w:t>
+      </w:r>
+      <w:r>
+        <w:t xml:space="preserve"> (EN) (SLU Artdatabanken, 2024; Nitare &amp; Skogsstyrelsen, 2019).</w:t>
+      </w:r>
+    </w:p>
+    <w:p>
+      <w:r>
+        <w:rPr>
+          <w:b/>
+        </w:rPr>
+        <w:t>Stjärntagging (NT)</w:t>
+      </w:r>
+      <w:r>
+        <w:t xml:space="preserve"> signalerar inom hela sitt utbredningsområde höga naturvärden. Svampen är uttorkningskänslig och beroende av ett oförändrat fuktigt mikroklimat. Den är även beroende av en ständig tillgång på död ved i olika nedbrytningsstadier, dock ej nödvändigtvis grova träd. Tidigare påverkan på miljön måste dock ha varit så skonsam att det naturliga skogsekosystemet till stora delar har bevarats. Minskningstakten för den svenska populationen bedöms vara nära gränsvärdet för Sårbar (VU) (SLU Artdatabanken, 2024; Nitare &amp; Skogsstyrelsen, 2019).</w:t>
+      </w:r>
+    </w:p>
+    <w:p>
+      <w:r>
+        <w:rPr>
+          <w:b/>
+        </w:rPr>
+        <w:t>Vitgrynig nållav (NT)</w:t>
+      </w:r>
+      <w:r>
+        <w:t xml:space="preserve"> växer nästan uteslutande på bark av gamla, senvuxna granar i skuggiga lägen med hög och jämn luftfuktighet. Den vanligaste naturtypen för arten är kontinuitetsskogar på frisk mark men den finns också i sumpgranskogar. På lång sikt utgör avverkningar av olikåldriga granskogar av naturskogskaraktär ett allvarligt hot mot arten och skogsbruksåtgärder på eller i närheten av växtplatserna bör undvikas. Naturskogsartade, fuktiga granskogar med förekomster av arten signalerar höga biologiska värden och bör bevaras (SLU Artdatabanken, 2024; Nitare &amp; Skogsstyrelsen, 2019).</w:t>
       </w:r>
     </w:p>
     <w:p>
@@ -140,7 +237,7 @@
     </w:p>
     <w:p>
       <w:r>
-        <w:t>Följande fridlysta arter har sina livsmiljöer och växtplatser i den avverkningsanmälda skogen: knärot (VU, §8), tretåig hackspett (NT, §4) och revlummer (§9).</w:t>
+        <w:t>Följande fridlysta arter har sina livsmiljöer och växtplatser i den avverkningsanmälda skogen: knärot (VU, §8), spillkråka (NT, §4), tretåig hackspett (NT, §4) och revlummer (§9).</w:t>
       </w:r>
     </w:p>
     <w:p>
@@ -248,6 +345,17 @@
         <w:rPr>
           <w:b/>
         </w:rPr>
+        <w:t>Spillkråka (NT, §4)</w:t>
+      </w:r>
+      <w:r>
+        <w:t xml:space="preserve"> är rödlistad som nära hotad och ingår i bilaga 1 i EU:s fågeldirektiv. Den minskar i population på grund av minskad tillgång på lämpliga bo- och födoträd och minskad födotillgång. Spillkråkans minskningstakt har uppgått till 19 (24–10) % under de senaste 15 åren. Minskningstakten för den svenska populationen bedöms vara nära gränsvärdet för Sårbar (VU) (A2bc). Skogsbruk med korta omloppstider och täta, homogena ungskogar utgör det största hotet, (SLU Artdatabanken, 2023).</w:t>
+      </w:r>
+    </w:p>
+    <w:p>
+      <w:r>
+        <w:rPr>
+          <w:b/>
+        </w:rPr>
         <w:t>Tretåig hackspett (NT, §4)</w:t>
       </w:r>
       <w:r>
@@ -578,6 +686,46 @@
       </w:r>
       <w:r>
         <w:t>https://www.slu.se/artdatabanken/arter-och-natur/artiklar/over-20-nya-lavparasiter-for-sverige/</w:t>
+      </w:r>
+    </w:p>
+    <w:p>
+      <w:pPr>
+        <w:pStyle w:val="Heading1"/>
+      </w:pPr>
+      <w:r>
+        <w:t>Spillkråka – ekologi samt krav på livsmiljön</w:t>
+      </w:r>
+    </w:p>
+    <w:p>
+      <w:r>
+        <w:t>Spillkråka (NT) är rödlistad som nära hotad, fridlyst enligt §4 Artskyddsförordningen och ingår i bilaga 1 i EU:s fågeldirektiv. Spillkråka lever i både barr- och blandskog liksom i ren lövskog. De tätaste populationerna tenderar att finnas i äldre, variationsrik blandskog med gott om död ved och gamla träd.</w:t>
+      </w:r>
+    </w:p>
+    <w:p>
+      <w:r>
+        <w:t>Varje par utnyttjar 400–1000 hektar skog beroende på skogens kvalitet. En minskning av populationen pågår på grund av minskad tillgång på lämpliga bo- och födoträd och minskad födotillgång. Spillkråkans minskningstakt har uppgått till 19 (24–10) % under de senaste 15 åren. Minskningstakten för den svenska populationen bedöms vara nära gränsvärdet för Sårbar (VU) (A2bc). Skogsbruk med korta omloppstider och täta, homogena ungskogar utgör det största hotet (Artdatabanken 2023).</w:t>
+      </w:r>
+    </w:p>
+    <w:p>
+      <w:pPr>
+        <w:pStyle w:val="Heading2"/>
+      </w:pPr>
+      <w:r>
+        <w:t>Referenser – spillkråka</w:t>
+      </w:r>
+    </w:p>
+    <w:p>
+      <w:r>
+        <w:t xml:space="preserve">SLU Artdatabanken, 2021. </w:t>
+      </w:r>
+      <w:r>
+        <w:rPr>
+          <w:i/>
+        </w:rPr>
+        <w:t xml:space="preserve">Artfaktablad. Naturvård – artfakta. </w:t>
+      </w:r>
+      <w:r>
+        <w:t>SLU Artdatabanken, Uppsala</w:t>
       </w:r>
     </w:p>
     <w:p>
@@ -871,7 +1019,7 @@
     <w:r>
       <w:tab/>
       <w:tab/>
-      <w:t>2025-10-30</w:t>
+      <w:t>2025-10-31</w:t>
       <w:br/>
       <w:br/>
     </w:r>

--- a/tillsyn/A 29563-2025 tillsynsbegäran.docx
+++ b/tillsyn/A 29563-2025 tillsynsbegäran.docx
@@ -1019,7 +1019,7 @@
     <w:r>
       <w:tab/>
       <w:tab/>
-      <w:t>2025-10-31</w:t>
+      <w:t>2025-11-01</w:t>
       <w:br/>
       <w:br/>
     </w:r>

--- a/tillsyn/A 29563-2025 tillsynsbegäran.docx
+++ b/tillsyn/A 29563-2025 tillsynsbegäran.docx
@@ -1019,7 +1019,7 @@
     <w:r>
       <w:tab/>
       <w:tab/>
-      <w:t>2025-11-01</w:t>
+      <w:t>2025-11-02</w:t>
       <w:br/>
       <w:br/>
     </w:r>

--- a/tillsyn/A 29563-2025 tillsynsbegäran.docx
+++ b/tillsyn/A 29563-2025 tillsynsbegäran.docx
@@ -1019,7 +1019,7 @@
     <w:r>
       <w:tab/>
       <w:tab/>
-      <w:t>2025-11-02</w:t>
+      <w:t>2025-11-03</w:t>
       <w:br/>
       <w:br/>
     </w:r>

--- a/tillsyn/A 29563-2025 tillsynsbegäran.docx
+++ b/tillsyn/A 29563-2025 tillsynsbegäran.docx
@@ -1019,7 +1019,7 @@
     <w:r>
       <w:tab/>
       <w:tab/>
-      <w:t>2025-11-03</w:t>
+      <w:t>2025-11-04</w:t>
       <w:br/>
       <w:br/>
     </w:r>

--- a/tillsyn/A 29563-2025 tillsynsbegäran.docx
+++ b/tillsyn/A 29563-2025 tillsynsbegäran.docx
@@ -1019,7 +1019,7 @@
     <w:r>
       <w:tab/>
       <w:tab/>
-      <w:t>2025-11-04</w:t>
+      <w:t>2025-11-05</w:t>
       <w:br/>
       <w:br/>
     </w:r>

--- a/tillsyn/A 29563-2025 tillsynsbegäran.docx
+++ b/tillsyn/A 29563-2025 tillsynsbegäran.docx
@@ -1019,7 +1019,7 @@
     <w:r>
       <w:tab/>
       <w:tab/>
-      <w:t>2025-11-05</w:t>
+      <w:t>2025-11-06</w:t>
       <w:br/>
       <w:br/>
     </w:r>

--- a/tillsyn/A 29563-2025 tillsynsbegäran.docx
+++ b/tillsyn/A 29563-2025 tillsynsbegäran.docx
@@ -285,7 +285,7 @@
     </w:p>
     <w:p>
       <w:r>
-        <w:t>I det avverkningsanmälda området finns 1 fyndplatser för knärot registrerade på Artportalen. Figur 2 visar gränserna för buffertzoner på 50 m, som behöver lämnas kring fyndplatserna för att knärotslokalerna inte ska försvinna vid en avverkning. Av det avverkningsanmälda området överlappar 0.46 ha med buffertzonerna och får av detta skäl inte avverkas.</w:t>
+        <w:t>I det avverkningsanmälda området finns 2 fyndplatser för knärot registrerade på Artportalen. Figur 2 visar gränserna för buffertzoner på 50 m, som behöver lämnas kring fyndplatserna för att knärotslokalerna inte ska försvinna vid en avverkning. Av det avverkningsanmälda området överlappar 0.98 ha med buffertzonerna och får av detta skäl inte avverkas.</w:t>
       </w:r>
     </w:p>
     <w:p>
@@ -1019,7 +1019,7 @@
     <w:r>
       <w:tab/>
       <w:tab/>
-      <w:t>2025-11-06</w:t>
+      <w:t>2025-11-07</w:t>
       <w:br/>
       <w:br/>
     </w:r>

--- a/tillsyn/A 29563-2025 tillsynsbegäran.docx
+++ b/tillsyn/A 29563-2025 tillsynsbegäran.docx
@@ -1019,7 +1019,7 @@
     <w:r>
       <w:tab/>
       <w:tab/>
-      <w:t>2025-11-07</w:t>
+      <w:t>2025-11-08</w:t>
       <w:br/>
       <w:br/>
     </w:r>

--- a/tillsyn/A 29563-2025 tillsynsbegäran.docx
+++ b/tillsyn/A 29563-2025 tillsynsbegäran.docx
@@ -1019,7 +1019,7 @@
     <w:r>
       <w:tab/>
       <w:tab/>
-      <w:t>2025-11-08</w:t>
+      <w:t>2025-11-09</w:t>
       <w:br/>
       <w:br/>
     </w:r>

--- a/tillsyn/A 29563-2025 tillsynsbegäran.docx
+++ b/tillsyn/A 29563-2025 tillsynsbegäran.docx
@@ -1019,7 +1019,7 @@
     <w:r>
       <w:tab/>
       <w:tab/>
-      <w:t>2025-11-09</w:t>
+      <w:t>2025-11-10</w:t>
       <w:br/>
       <w:br/>
     </w:r>

--- a/tillsyn/A 29563-2025 tillsynsbegäran.docx
+++ b/tillsyn/A 29563-2025 tillsynsbegäran.docx
@@ -1019,7 +1019,7 @@
     <w:r>
       <w:tab/>
       <w:tab/>
-      <w:t>2025-11-10</w:t>
+      <w:t>2025-11-11</w:t>
       <w:br/>
       <w:br/>
     </w:r>

--- a/tillsyn/A 29563-2025 tillsynsbegäran.docx
+++ b/tillsyn/A 29563-2025 tillsynsbegäran.docx
@@ -1019,7 +1019,7 @@
     <w:r>
       <w:tab/>
       <w:tab/>
-      <w:t>2025-11-11</w:t>
+      <w:t>2025-11-12</w:t>
       <w:br/>
       <w:br/>
     </w:r>

--- a/tillsyn/A 29563-2025 tillsynsbegäran.docx
+++ b/tillsyn/A 29563-2025 tillsynsbegäran.docx
@@ -1019,7 +1019,7 @@
     <w:r>
       <w:tab/>
       <w:tab/>
-      <w:t>2025-11-12</w:t>
+      <w:t>2025-11-13</w:t>
       <w:br/>
       <w:br/>
     </w:r>

--- a/tillsyn/A 29563-2025 tillsynsbegäran.docx
+++ b/tillsyn/A 29563-2025 tillsynsbegäran.docx
@@ -1019,7 +1019,7 @@
     <w:r>
       <w:tab/>
       <w:tab/>
-      <w:t>2025-11-13</w:t>
+      <w:t>2025-11-14</w:t>
       <w:br/>
       <w:br/>
     </w:r>

--- a/tillsyn/A 29563-2025 tillsynsbegäran.docx
+++ b/tillsyn/A 29563-2025 tillsynsbegäran.docx
@@ -1019,7 +1019,7 @@
     <w:r>
       <w:tab/>
       <w:tab/>
-      <w:t>2025-11-14</w:t>
+      <w:t>2025-11-15</w:t>
       <w:br/>
       <w:br/>
     </w:r>

--- a/tillsyn/A 29563-2025 tillsynsbegäran.docx
+++ b/tillsyn/A 29563-2025 tillsynsbegäran.docx
@@ -1019,7 +1019,7 @@
     <w:r>
       <w:tab/>
       <w:tab/>
-      <w:t>2025-11-15</w:t>
+      <w:t>2025-11-20</w:t>
       <w:br/>
       <w:br/>
     </w:r>

--- a/tillsyn/A 29563-2025 tillsynsbegäran.docx
+++ b/tillsyn/A 29563-2025 tillsynsbegäran.docx
@@ -1019,7 +1019,7 @@
     <w:r>
       <w:tab/>
       <w:tab/>
-      <w:t>2025-11-20</w:t>
+      <w:t>2025-11-21</w:t>
       <w:br/>
       <w:br/>
     </w:r>

--- a/tillsyn/A 29563-2025 tillsynsbegäran.docx
+++ b/tillsyn/A 29563-2025 tillsynsbegäran.docx
@@ -1019,7 +1019,7 @@
     <w:r>
       <w:tab/>
       <w:tab/>
-      <w:t>2025-11-21</w:t>
+      <w:t>2025-11-22</w:t>
       <w:br/>
       <w:br/>
     </w:r>

--- a/tillsyn/A 29563-2025 tillsynsbegäran.docx
+++ b/tillsyn/A 29563-2025 tillsynsbegäran.docx
@@ -1019,7 +1019,7 @@
     <w:r>
       <w:tab/>
       <w:tab/>
-      <w:t>2025-11-22</w:t>
+      <w:t>2025-11-23</w:t>
       <w:br/>
       <w:br/>
     </w:r>

--- a/tillsyn/A 29563-2025 tillsynsbegäran.docx
+++ b/tillsyn/A 29563-2025 tillsynsbegäran.docx
@@ -1019,7 +1019,7 @@
     <w:r>
       <w:tab/>
       <w:tab/>
-      <w:t>2025-11-23</w:t>
+      <w:t>2025-11-24</w:t>
       <w:br/>
       <w:br/>
     </w:r>

--- a/tillsyn/A 29563-2025 tillsynsbegäran.docx
+++ b/tillsyn/A 29563-2025 tillsynsbegäran.docx
@@ -1019,7 +1019,7 @@
     <w:r>
       <w:tab/>
       <w:tab/>
-      <w:t>2025-11-24</w:t>
+      <w:t>2025-11-25</w:t>
       <w:br/>
       <w:br/>
     </w:r>

--- a/tillsyn/A 29563-2025 tillsynsbegäran.docx
+++ b/tillsyn/A 29563-2025 tillsynsbegäran.docx
@@ -1019,7 +1019,7 @@
     <w:r>
       <w:tab/>
       <w:tab/>
-      <w:t>2025-11-25</w:t>
+      <w:t>2025-11-26</w:t>
       <w:br/>
       <w:br/>
     </w:r>

--- a/tillsyn/A 29563-2025 tillsynsbegäran.docx
+++ b/tillsyn/A 29563-2025 tillsynsbegäran.docx
@@ -1019,7 +1019,7 @@
     <w:r>
       <w:tab/>
       <w:tab/>
-      <w:t>2025-11-26</w:t>
+      <w:t>2025-11-27</w:t>
       <w:br/>
       <w:br/>
     </w:r>

--- a/tillsyn/A 29563-2025 tillsynsbegäran.docx
+++ b/tillsyn/A 29563-2025 tillsynsbegäran.docx
@@ -1019,7 +1019,7 @@
     <w:r>
       <w:tab/>
       <w:tab/>
-      <w:t>2025-11-27</w:t>
+      <w:t>2025-11-28</w:t>
       <w:br/>
       <w:br/>
     </w:r>

--- a/tillsyn/A 29563-2025 tillsynsbegäran.docx
+++ b/tillsyn/A 29563-2025 tillsynsbegäran.docx
@@ -1019,7 +1019,7 @@
     <w:r>
       <w:tab/>
       <w:tab/>
-      <w:t>2025-11-28</w:t>
+      <w:t>2025-11-29</w:t>
       <w:br/>
       <w:br/>
     </w:r>

--- a/tillsyn/A 29563-2025 tillsynsbegäran.docx
+++ b/tillsyn/A 29563-2025 tillsynsbegäran.docx
@@ -1019,7 +1019,7 @@
     <w:r>
       <w:tab/>
       <w:tab/>
-      <w:t>2025-11-29</w:t>
+      <w:t>2025-11-30</w:t>
       <w:br/>
       <w:br/>
     </w:r>

--- a/tillsyn/A 29563-2025 tillsynsbegäran.docx
+++ b/tillsyn/A 29563-2025 tillsynsbegäran.docx
@@ -1019,7 +1019,7 @@
     <w:r>
       <w:tab/>
       <w:tab/>
-      <w:t>2025-11-30</w:t>
+      <w:t>2025-12-01</w:t>
       <w:br/>
       <w:br/>
     </w:r>

--- a/tillsyn/A 29563-2025 tillsynsbegäran.docx
+++ b/tillsyn/A 29563-2025 tillsynsbegäran.docx
@@ -1019,7 +1019,7 @@
     <w:r>
       <w:tab/>
       <w:tab/>
-      <w:t>2025-12-01</w:t>
+      <w:t>2025-12-02</w:t>
       <w:br/>
       <w:br/>
     </w:r>

--- a/tillsyn/A 29563-2025 tillsynsbegäran.docx
+++ b/tillsyn/A 29563-2025 tillsynsbegäran.docx
@@ -1019,7 +1019,7 @@
     <w:r>
       <w:tab/>
       <w:tab/>
-      <w:t>2025-12-02</w:t>
+      <w:t>2025-12-03</w:t>
       <w:br/>
       <w:br/>
     </w:r>

--- a/tillsyn/A 29563-2025 tillsynsbegäran.docx
+++ b/tillsyn/A 29563-2025 tillsynsbegäran.docx
@@ -1019,7 +1019,7 @@
     <w:r>
       <w:tab/>
       <w:tab/>
-      <w:t>2025-12-03</w:t>
+      <w:t>2025-12-04</w:t>
       <w:br/>
       <w:br/>
     </w:r>

--- a/tillsyn/A 29563-2025 tillsynsbegäran.docx
+++ b/tillsyn/A 29563-2025 tillsynsbegäran.docx
@@ -1019,7 +1019,7 @@
     <w:r>
       <w:tab/>
       <w:tab/>
-      <w:t>2025-12-04</w:t>
+      <w:t>2025-12-05</w:t>
       <w:br/>
       <w:br/>
     </w:r>

--- a/tillsyn/A 29563-2025 tillsynsbegäran.docx
+++ b/tillsyn/A 29563-2025 tillsynsbegäran.docx
@@ -1019,7 +1019,7 @@
     <w:r>
       <w:tab/>
       <w:tab/>
-      <w:t>2025-12-05</w:t>
+      <w:t>2025-12-06</w:t>
       <w:br/>
       <w:br/>
     </w:r>

--- a/tillsyn/A 29563-2025 tillsynsbegäran.docx
+++ b/tillsyn/A 29563-2025 tillsynsbegäran.docx
@@ -1019,7 +1019,7 @@
     <w:r>
       <w:tab/>
       <w:tab/>
-      <w:t>2025-12-06</w:t>
+      <w:t>2025-12-07</w:t>
       <w:br/>
       <w:br/>
     </w:r>

--- a/tillsyn/A 29563-2025 tillsynsbegäran.docx
+++ b/tillsyn/A 29563-2025 tillsynsbegäran.docx
@@ -1019,7 +1019,7 @@
     <w:r>
       <w:tab/>
       <w:tab/>
-      <w:t>2025-12-07</w:t>
+      <w:t>2025-12-08</w:t>
       <w:br/>
       <w:br/>
     </w:r>

--- a/tillsyn/A 29563-2025 tillsynsbegäran.docx
+++ b/tillsyn/A 29563-2025 tillsynsbegäran.docx
@@ -1019,7 +1019,7 @@
     <w:r>
       <w:tab/>
       <w:tab/>
-      <w:t>2025-12-08</w:t>
+      <w:t>2025-12-09</w:t>
       <w:br/>
       <w:br/>
     </w:r>

--- a/tillsyn/A 29563-2025 tillsynsbegäran.docx
+++ b/tillsyn/A 29563-2025 tillsynsbegäran.docx
@@ -1019,7 +1019,7 @@
     <w:r>
       <w:tab/>
       <w:tab/>
-      <w:t>2025-12-09</w:t>
+      <w:t>2025-12-10</w:t>
       <w:br/>
       <w:br/>
     </w:r>

--- a/tillsyn/A 29563-2025 tillsynsbegäran.docx
+++ b/tillsyn/A 29563-2025 tillsynsbegäran.docx
@@ -1019,7 +1019,7 @@
     <w:r>
       <w:tab/>
       <w:tab/>
-      <w:t>2025-12-10</w:t>
+      <w:t>2025-12-11</w:t>
       <w:br/>
       <w:br/>
     </w:r>

--- a/tillsyn/A 29563-2025 tillsynsbegäran.docx
+++ b/tillsyn/A 29563-2025 tillsynsbegäran.docx
@@ -1019,7 +1019,7 @@
     <w:r>
       <w:tab/>
       <w:tab/>
-      <w:t>2025-12-11</w:t>
+      <w:t>2025-12-12</w:t>
       <w:br/>
       <w:br/>
     </w:r>

--- a/tillsyn/A 29563-2025 tillsynsbegäran.docx
+++ b/tillsyn/A 29563-2025 tillsynsbegäran.docx
@@ -1019,7 +1019,7 @@
     <w:r>
       <w:tab/>
       <w:tab/>
-      <w:t>2025-12-12</w:t>
+      <w:t>2025-12-13</w:t>
       <w:br/>
       <w:br/>
     </w:r>

--- a/tillsyn/A 29563-2025 tillsynsbegäran.docx
+++ b/tillsyn/A 29563-2025 tillsynsbegäran.docx
@@ -1019,7 +1019,7 @@
     <w:r>
       <w:tab/>
       <w:tab/>
-      <w:t>2025-12-19</w:t>
+      <w:t>2025-12-20</w:t>
       <w:br/>
       <w:br/>
     </w:r>

--- a/tillsyn/A 29563-2025 tillsynsbegäran.docx
+++ b/tillsyn/A 29563-2025 tillsynsbegäran.docx
@@ -1019,7 +1019,7 @@
     <w:r>
       <w:tab/>
       <w:tab/>
-      <w:t>2025-12-20</w:t>
+      <w:t>2025-12-21</w:t>
       <w:br/>
       <w:br/>
     </w:r>

--- a/tillsyn/A 29563-2025 tillsynsbegäran.docx
+++ b/tillsyn/A 29563-2025 tillsynsbegäran.docx
@@ -1019,7 +1019,7 @@
     <w:r>
       <w:tab/>
       <w:tab/>
-      <w:t>2025-12-21</w:t>
+      <w:t>2025-12-22</w:t>
       <w:br/>
       <w:br/>
     </w:r>

--- a/tillsyn/A 29563-2025 tillsynsbegäran.docx
+++ b/tillsyn/A 29563-2025 tillsynsbegäran.docx
@@ -1019,7 +1019,7 @@
     <w:r>
       <w:tab/>
       <w:tab/>
-      <w:t>2025-12-22</w:t>
+      <w:t>2025-12-26</w:t>
       <w:br/>
       <w:br/>
     </w:r>

--- a/tillsyn/A 29563-2025 tillsynsbegäran.docx
+++ b/tillsyn/A 29563-2025 tillsynsbegäran.docx
@@ -1019,7 +1019,7 @@
     <w:r>
       <w:tab/>
       <w:tab/>
-      <w:t>2026-01-03</w:t>
+      <w:t>2026-01-04</w:t>
       <w:br/>
       <w:br/>
     </w:r>

--- a/tillsyn/A 29563-2025 tillsynsbegäran.docx
+++ b/tillsyn/A 29563-2025 tillsynsbegäran.docx
@@ -1019,7 +1019,7 @@
     <w:r>
       <w:tab/>
       <w:tab/>
-      <w:t>2026-01-07</w:t>
+      <w:t>2026-01-08</w:t>
       <w:br/>
       <w:br/>
     </w:r>

--- a/tillsyn/A 29563-2025 tillsynsbegäran.docx
+++ b/tillsyn/A 29563-2025 tillsynsbegäran.docx
@@ -1019,7 +1019,7 @@
     <w:r>
       <w:tab/>
       <w:tab/>
-      <w:t>2026-01-08</w:t>
+      <w:t>2026-01-09</w:t>
       <w:br/>
       <w:br/>
     </w:r>
